--- a/lab14.docx
+++ b/lab14.docx
@@ -864,7 +864,7 @@
           <w:b w:val="0"/>
           <w:bCs w:val="0"/>
         </w:rPr>
-        <w:t xml:space="preserve"> изучить коммуникационные навыки специалиста в сфере ИТ, правила профессионального поведения при работе с клиентами, а также освоить ведение документации, управление изменениями и обеспечение последовательного восстановления. Рассмотреть этические и юридич</w:t>
+        <w:t xml:space="preserve"> ознакомиться с навыками общения специалиста в сфере ИТ и правилами профессионального поведения при работе с клиентами, освоить ведение документации, управление изменениями и последовательное восстановление, а также рассмотреть этические и юридические аспекты, обязанности специалистов колл-центра и основы написания сценариев.</w:t>
       </w:r>
       <w:r>
         <w:rPr>
@@ -872,7 +872,6 @@
           <w:b w:val="0"/>
           <w:bCs w:val="0"/>
         </w:rPr>
-        <w:t>еские аспекты, обязанности специалистов кол-центра и базовые навыки написания сценариев.</w:t>
       </w:r>
     </w:p>
     <w:p>
@@ -923,15 +922,14 @@
           <w:sz w:val="28"/>
           <w:szCs w:val="28"/>
         </w:rPr>
-        <w:t xml:space="preserve">Роль специалиста ИТ как посредника между технологиями и пользователями. Он должен не только устранять неисправности, но и грамотно общаться, </w:t>
-      </w:r>
-      <w:r>
-        <w:rPr>
-          <w:rFonts w:ascii="Times New Roman" w:hAnsi="Times New Roman"/>
-          <w:sz w:val="28"/>
-          <w:szCs w:val="28"/>
-        </w:rPr>
-        <w:t>документировать работу и соблюдать законы. Успех зависит от сочетания технических и коммуникационных навыков.</w:t>
+        <w:t>Специалист ИТ выступает связующим звеном между технологиями и пользователями. От него требуется не только исправлять неполадки, но и грамотно общаться, фиксировать работу и соблюдать законы. Успех складывается из сочетания технических и коммуникативных умений.</w:t>
+      </w:r>
+      <w:r>
+        <w:rPr>
+          <w:rFonts w:ascii="Times New Roman" w:hAnsi="Times New Roman"/>
+          <w:sz w:val="28"/>
+          <w:szCs w:val="28"/>
+        </w:rPr>
       </w:r>
     </w:p>
     <w:p>
@@ -982,15 +980,14 @@
           <w:sz w:val="28"/>
           <w:szCs w:val="28"/>
         </w:rPr>
-        <w:t xml:space="preserve">Коммуникационные навыки, поиск неисправностей и </w:t>
-      </w:r>
-      <w:r>
-        <w:rPr>
-          <w:rFonts w:ascii="Times New Roman" w:hAnsi="Times New Roman"/>
-          <w:sz w:val="28"/>
-          <w:szCs w:val="28"/>
-        </w:rPr>
-        <w:t>профессиональное поведение тесно связаны между собой. Умение задавать вопросы и слушать помогает быстрее выявить причину проблемы. Профессиональное поведение формирует доверие клиента и упрощает работу.</w:t>
+        <w:t>Навыки общения, поиск неисправностей и профессиональное поведение взаимозависимы. Умение формулировать вопросы и слушать ускоряет выявление причины проблемы. Профессиональное поведение порождает доверие клиента и облегчает работу.</w:t>
+      </w:r>
+      <w:r>
+        <w:rPr>
+          <w:rFonts w:ascii="Times New Roman" w:hAnsi="Times New Roman"/>
+          <w:sz w:val="28"/>
+          <w:szCs w:val="28"/>
+        </w:rPr>
       </w:r>
     </w:p>
     <w:p>
@@ -1049,7 +1046,7 @@
           <w:sz w:val="28"/>
           <w:szCs w:val="28"/>
         </w:rPr>
-        <w:t>Эффективная диагностика невозможна без хорошей коммуникации с клиентом. Правильно заданные вопросы и активное слушание позволяют получить точную информацию о проблеме. Это сокращает время поиска и повышает качество решения.</w:t>
+        <w:t>Диагностика не бывает эффективной без качественного общения с клиентом. Верно сформулированные вопросы и активное слушание дают точные сведения о проблеме. Это сокращает время поиска и улучшает качество решения.</w:t>
       </w:r>
     </w:p>
     <w:p>
@@ -1108,15 +1105,14 @@
           <w:sz w:val="28"/>
           <w:szCs w:val="28"/>
         </w:rPr>
-        <w:t>В лабораторной работе изучаются ресурсы, доступные техническим специалистам: базы знаний, форумы, документация производителей. Отрабатываются навыки поиска информации. Это помогает быстрее решать нестандартн</w:t>
-      </w:r>
-      <w:r>
-        <w:rPr>
-          <w:rFonts w:ascii="Times New Roman" w:hAnsi="Times New Roman"/>
-          <w:sz w:val="28"/>
-          <w:szCs w:val="28"/>
-        </w:rPr>
-        <w:t>ые задачи.</w:t>
+        <w:t>В лабораторной работе рассматриваются ресурсы технических специалистов: базы знаний, форумы, документация производителей. Отрабатывается поиск информации. Это ускоряет решение нестандартных задач.</w:t>
+      </w:r>
+      <w:r>
+        <w:rPr>
+          <w:rFonts w:ascii="Times New Roman" w:hAnsi="Times New Roman"/>
+          <w:sz w:val="28"/>
+          <w:szCs w:val="28"/>
+        </w:rPr>
       </w:r>
     </w:p>
     <w:p>
@@ -1189,15 +1185,14 @@
           <w:sz w:val="28"/>
           <w:szCs w:val="28"/>
         </w:rPr>
-        <w:t>Профессиональное поведение включает вежливость, пунктуальность, уважение и соблюдение этики. Оно напрямую влияет на восприятие специалиста клиентом. Хорошее поведение укрепляе</w:t>
-      </w:r>
-      <w:r>
-        <w:rPr>
-          <w:rFonts w:ascii="Times New Roman" w:hAnsi="Times New Roman"/>
-          <w:sz w:val="28"/>
-          <w:szCs w:val="28"/>
-        </w:rPr>
-        <w:t>т доверие и снижает конфликтность.</w:t>
+        <w:t>В профессиональное поведение входят вежливость, пунктуальность, уважение и следование этике. От него напрямую зависит, каким видит специалиста клиент. Хорошее поведение укрепляет доверие и понижает конфликтность.</w:t>
+      </w:r>
+      <w:r>
+        <w:rPr>
+          <w:rFonts w:ascii="Times New Roman" w:hAnsi="Times New Roman"/>
+          <w:sz w:val="28"/>
+          <w:szCs w:val="28"/>
+        </w:rPr>
       </w:r>
     </w:p>
     <w:p>
@@ -1248,7 +1243,7 @@
           <w:sz w:val="28"/>
           <w:szCs w:val="28"/>
         </w:rPr>
-        <w:t>Первая встреча с клиентом начинается с приветствия, представления и выяснения сути проблемы. Важно установить контакт и проявить интерес. Это создаёт основу для дальнейшей работы.</w:t>
+        <w:t>Начало работы с клиентом — приветствие, представление и выяснение сути проблемы. Значение имеют установление контакта и проявленный интерес. Так закладывается фундамент дальнейшей работы.</w:t>
       </w:r>
     </w:p>
     <w:p>
@@ -1307,7 +1302,7 @@
           <w:sz w:val="28"/>
           <w:szCs w:val="28"/>
         </w:rPr>
-        <w:t>Активное слушание включает внимание к словам клиента, уточняющие вопросы и перефразирование. Оно позволяет точно понять проблему. Активное слушание снижает риск недопонимания.</w:t>
+        <w:t>Активное слушание объединяет внимание к словам клиента, уточняющие вопросы и перефразирование. Благодаря ему проблема понимается точно. Риск недопонимания снижается.</w:t>
       </w:r>
     </w:p>
     <w:p>
@@ -1358,15 +1353,14 @@
           <w:sz w:val="28"/>
           <w:szCs w:val="28"/>
         </w:rPr>
-        <w:t>Открытые вопросы треб</w:t>
-      </w:r>
-      <w:r>
-        <w:rPr>
-          <w:rFonts w:ascii="Times New Roman" w:hAnsi="Times New Roman"/>
-          <w:sz w:val="28"/>
-          <w:szCs w:val="28"/>
-        </w:rPr>
-        <w:t>уют развёрнутого ответа и помогают собрать информацию. Закрытые вопросы предполагают короткий ответ и уточняют детали. Умение сочетать оба типа повышает эффективность общения.</w:t>
+        <w:t>Открытые вопросы предполагают развёрнутый ответ и служат сбору информации. Закрытые дают короткий ответ и уточняют детали. Умение комбинировать оба типа повышает результативность общения.</w:t>
+      </w:r>
+      <w:r>
+        <w:rPr>
+          <w:rFonts w:ascii="Times New Roman" w:hAnsi="Times New Roman"/>
+          <w:sz w:val="28"/>
+          <w:szCs w:val="28"/>
+        </w:rPr>
       </w:r>
     </w:p>
     <w:p>
@@ -1506,15 +1500,14 @@
           <w:sz w:val="28"/>
           <w:szCs w:val="28"/>
         </w:rPr>
-        <w:t xml:space="preserve">В этом разделе </w:t>
-      </w:r>
-      <w:r>
-        <w:rPr>
-          <w:rFonts w:ascii="Times New Roman" w:hAnsi="Times New Roman"/>
-          <w:sz w:val="28"/>
-          <w:szCs w:val="28"/>
-        </w:rPr>
-        <w:t>демонстрируется, как активно слушать клиента и доносить информацию понятным языком. Показаны примеры удачного и неудачного общения.</w:t>
+        <w:t>В этом разделе показывается, как слушать клиента активно и излагать информацию понятным языком. Приводятся образцы удачного и неудачного общения.</w:t>
+      </w:r>
+      <w:r>
+        <w:rPr>
+          <w:rFonts w:ascii="Times New Roman" w:hAnsi="Times New Roman"/>
+          <w:sz w:val="28"/>
+          <w:szCs w:val="28"/>
+        </w:rPr>
       </w:r>
     </w:p>
     <w:p>
@@ -1565,15 +1558,14 @@
           <w:sz w:val="28"/>
           <w:szCs w:val="28"/>
         </w:rPr>
-        <w:t>Профессиональное поведение включает соблюдение дресс-кода, вежливость, т</w:t>
-      </w:r>
-      <w:r>
-        <w:rPr>
-          <w:rFonts w:ascii="Times New Roman" w:hAnsi="Times New Roman"/>
-          <w:sz w:val="28"/>
-          <w:szCs w:val="28"/>
-        </w:rPr>
-        <w:t>ерпение и уважение к клиенту. Нельзя обсуждать личные темы и использовать жаргон. Это формирует положительный образ специалиста.</w:t>
+        <w:t>В профессиональное поведение входят дресс-код, вежливость, терпение и уважение к клиенту. Обсуждать личные темы и употреблять жаргон недопустимо. Так складывается положительный образ специалиста.</w:t>
+      </w:r>
+      <w:r>
+        <w:rPr>
+          <w:rFonts w:ascii="Times New Roman" w:hAnsi="Times New Roman"/>
+          <w:sz w:val="28"/>
+          <w:szCs w:val="28"/>
+        </w:rPr>
       </w:r>
     </w:p>
     <w:p>
@@ -1624,15 +1616,14 @@
           <w:sz w:val="28"/>
           <w:szCs w:val="28"/>
         </w:rPr>
-        <w:t>Удержание вызова используется, когда нужно уточнить информацию, а переадреса</w:t>
-      </w:r>
-      <w:r>
-        <w:rPr>
-          <w:rFonts w:ascii="Times New Roman" w:hAnsi="Times New Roman"/>
-          <w:sz w:val="28"/>
-          <w:szCs w:val="28"/>
-        </w:rPr>
-        <w:t>ция – когда вопрос вне компетенции специалиста. Перед удержанием необходимо предупредить клиента. Переадресация выполняется с объяснением причины.</w:t>
+        <w:t>Удержание вызова применяют, когда требуется уточнить сведения, а переадресацию — когда вопрос вне компетенции специалиста. Перед удержанием клиента следует предупредить. Переадресация сопровождается объяснением причины.</w:t>
+      </w:r>
+      <w:r>
+        <w:rPr>
+          <w:rFonts w:ascii="Times New Roman" w:hAnsi="Times New Roman"/>
+          <w:sz w:val="28"/>
+          <w:szCs w:val="28"/>
+        </w:rPr>
       </w:r>
     </w:p>
     <w:p>
@@ -1693,16 +1684,14 @@
           <w:sz w:val="28"/>
           <w:szCs w:val="28"/>
         </w:rPr>
-        <w:lastRenderedPageBreak/>
-        <w:t>В этом разделе показаны правильные и неправильные способы удержания и переадресац</w:t>
-      </w:r>
-      <w:r>
-        <w:rPr>
-          <w:rFonts w:ascii="Times New Roman" w:hAnsi="Times New Roman"/>
-          <w:sz w:val="28"/>
-          <w:szCs w:val="28"/>
-        </w:rPr>
-        <w:t>ии вызовов. Демонстрируется вежливое общение с клиентом.</w:t>
+        <w:t>В этом разделе разобраны верные и ошибочные приёмы удержания и переадресации вызовов. Демонстрируется вежливое общение с клиентом.</w:t>
+      </w:r>
+      <w:r>
+        <w:rPr>
+          <w:rFonts w:ascii="Times New Roman" w:hAnsi="Times New Roman"/>
+          <w:sz w:val="28"/>
+          <w:szCs w:val="28"/>
+        </w:rPr>
       </w:r>
     </w:p>
     <w:p>
@@ -1753,15 +1742,14 @@
           <w:sz w:val="28"/>
           <w:szCs w:val="28"/>
         </w:rPr>
-        <w:t xml:space="preserve">Нетикет – это правила вежливого поведения в сети. Он включает уважение к собеседнику, грамотность и отказ от спама. Соблюдение нетикета важно при общении </w:t>
-      </w:r>
-      <w:r>
-        <w:rPr>
-          <w:rFonts w:ascii="Times New Roman" w:hAnsi="Times New Roman"/>
-          <w:sz w:val="28"/>
-          <w:szCs w:val="28"/>
-        </w:rPr>
-        <w:t>с клиентами и коллегами.</w:t>
+        <w:t>Нетикетом называются правила вежливого поведения в сети. В него входят уважение к собеседнику, грамотность и отказ от спама. Соблюдение нетикета важно в общении с клиентами и коллегами.</w:t>
+      </w:r>
+      <w:r>
+        <w:rPr>
+          <w:rFonts w:ascii="Times New Roman" w:hAnsi="Times New Roman"/>
+          <w:sz w:val="28"/>
+          <w:szCs w:val="28"/>
+        </w:rPr>
       </w:r>
     </w:p>
     <w:p>
@@ -1812,7 +1800,7 @@
           <w:sz w:val="28"/>
           <w:szCs w:val="28"/>
         </w:rPr>
-        <w:t>Целенаправленное общение означает концентрацию на проблеме клиента без отвлечений. Специалист должен вести диалог к решению. Это экономит время и повышает удовлетворённость.</w:t>
+        <w:t>Целенаправленное общение предполагает сосредоточенность на проблеме клиента без отвлечений. Специалист должен подводить диалог к решению. Это экономит время и поднимает удовлетворённость.</w:t>
       </w:r>
     </w:p>
     <w:p>
@@ -1871,7 +1859,7 @@
           <w:sz w:val="28"/>
           <w:szCs w:val="28"/>
         </w:rPr>
-        <w:t>В этом разделе показано, как вежливо направлять разговорчивого клиента к сути проблемы. Демонстрируются приёмы уточняющих вопросов.</w:t>
+        <w:t>В этом разделе демонстрируется, как корректно возвращать разговорчивого клиента к сути проблемы. Показываются приёмы уточняющих вопросов.</w:t>
       </w:r>
     </w:p>
     <w:p>
@@ -1922,15 +1910,14 @@
           <w:sz w:val="28"/>
           <w:szCs w:val="28"/>
         </w:rPr>
-        <w:t xml:space="preserve">В этом разделе показано, как сохранять спокойствие и профессионализм при общении с грубым клиентом. </w:t>
-      </w:r>
-      <w:r>
-        <w:rPr>
-          <w:rFonts w:ascii="Times New Roman" w:hAnsi="Times New Roman"/>
-          <w:sz w:val="28"/>
-          <w:szCs w:val="28"/>
-        </w:rPr>
-        <w:t>Демонстрируется техника снижения напряжения.</w:t>
+        <w:t>В этом разделе демонстрируется, как удерживать спокойствие и профессионализм в разговоре с грубым клиентом. Показывается техника снятия напряжения.</w:t>
+      </w:r>
+      <w:r>
+        <w:rPr>
+          <w:rFonts w:ascii="Times New Roman" w:hAnsi="Times New Roman"/>
+          <w:sz w:val="28"/>
+          <w:szCs w:val="28"/>
+        </w:rPr>
       </w:r>
     </w:p>
     <w:p>
@@ -1981,7 +1968,7 @@
           <w:sz w:val="28"/>
           <w:szCs w:val="28"/>
         </w:rPr>
-        <w:t>В этом разделе показано, как работать с клиентом, который считает себя экспертом. Демонстрируется уважительное отношение и аргументация.</w:t>
+        <w:t>В этом разделе демонстрируется общение с клиентом, уверенным в собственной экспертности. Показываются уважительное отношение и аргументация.</w:t>
       </w:r>
     </w:p>
     <w:p>
@@ -2056,16 +2043,14 @@
           <w:sz w:val="28"/>
           <w:szCs w:val="28"/>
         </w:rPr>
-        <w:lastRenderedPageBreak/>
-        <w:t>В этом разделе показано, как успо</w:t>
-      </w:r>
-      <w:r>
-        <w:rPr>
-          <w:rFonts w:ascii="Times New Roman" w:hAnsi="Times New Roman"/>
-          <w:sz w:val="28"/>
-          <w:szCs w:val="28"/>
-        </w:rPr>
-        <w:t>коить рассерженного клиента и перевести разговор в конструктивное русло. Демонстрируется эмпатия и терпение.</w:t>
+        <w:t>В этом разделе демонстрируется, как снять раздражение клиента и вывести разговор в конструктивное направление. Показываются эмпатия и терпение.</w:t>
+      </w:r>
+      <w:r>
+        <w:rPr>
+          <w:rFonts w:ascii="Times New Roman" w:hAnsi="Times New Roman"/>
+          <w:sz w:val="28"/>
+          <w:szCs w:val="28"/>
+        </w:rPr>
       </w:r>
     </w:p>
     <w:p>
@@ -2116,15 +2101,14 @@
           <w:sz w:val="28"/>
           <w:szCs w:val="28"/>
         </w:rPr>
-        <w:t>В этом разделе показано, как объяснять технические детали неопытному клиенту простым языком. Демонстрируется терпение и доступнос</w:t>
-      </w:r>
-      <w:r>
-        <w:rPr>
-          <w:rFonts w:ascii="Times New Roman" w:hAnsi="Times New Roman"/>
-          <w:sz w:val="28"/>
-          <w:szCs w:val="28"/>
-        </w:rPr>
-        <w:t>ть.</w:t>
+        <w:t>В этом разделе демонстрируется, как доносить технические подробности до неопытного клиента простыми словами. Показываются терпение и доступность изложения.</w:t>
+      </w:r>
+      <w:r>
+        <w:rPr>
+          <w:rFonts w:ascii="Times New Roman" w:hAnsi="Times New Roman"/>
+          <w:sz w:val="28"/>
+          <w:szCs w:val="28"/>
+        </w:rPr>
       </w:r>
     </w:p>
     <w:p>
@@ -2175,7 +2159,7 @@
           <w:sz w:val="28"/>
           <w:szCs w:val="28"/>
         </w:rPr>
-        <w:t>Документация – это записи о выполненных работах, настройках и инцидентах. Она помогает в обслуживании и обучении. Ведение документации обязательно для специалиста.</w:t>
+        <w:t>Документация представляет собой записи о выполненных работах, настройках и инцидентах. Она помогает в обслуживании и обучении. Для специалиста ведение документации обязательно.</w:t>
       </w:r>
     </w:p>
     <w:p>
@@ -2226,15 +2210,14 @@
           <w:sz w:val="28"/>
           <w:szCs w:val="28"/>
         </w:rPr>
-        <w:t xml:space="preserve">Документация </w:t>
-      </w:r>
-      <w:r>
-        <w:rPr>
-          <w:rFonts w:ascii="Times New Roman" w:hAnsi="Times New Roman"/>
-          <w:sz w:val="28"/>
-          <w:szCs w:val="28"/>
-        </w:rPr>
-        <w:t>ИТ-отдела включает журналы, инструкции, схемы сети и учётные записи. Она используется для поддержки и аудита. Документы должны быть актуальными и доступными.</w:t>
+        <w:t>В документацию ИТ-отдела входят журналы, инструкции, схемы сети и учётные записи. Она применяется для поддержки и аудита. Документы надлежит держать актуальными и доступными.</w:t>
+      </w:r>
+      <w:r>
+        <w:rPr>
+          <w:rFonts w:ascii="Times New Roman" w:hAnsi="Times New Roman"/>
+          <w:sz w:val="28"/>
+          <w:szCs w:val="28"/>
+        </w:rPr>
       </w:r>
     </w:p>
     <w:p>
@@ -2285,15 +2268,14 @@
           <w:sz w:val="28"/>
           <w:szCs w:val="28"/>
         </w:rPr>
-        <w:t>Нормативное соответствие означает соблюдение закон</w:t>
-      </w:r>
-      <w:r>
-        <w:rPr>
-          <w:rFonts w:ascii="Times New Roman" w:hAnsi="Times New Roman"/>
-          <w:sz w:val="28"/>
-          <w:szCs w:val="28"/>
-        </w:rPr>
-        <w:t>ов и стандартов при работе с данными. Это касается хранения, обработки и передачи информации. Нарушение приводит к штрафам и потере репутации.</w:t>
+        <w:t>Нормативное соответствие предполагает соблюдение законов и стандартов при работе с данными. Это касается хранения, обработки и передачи информации. Нарушение оборачивается штрафами и репутационными потерями.</w:t>
+      </w:r>
+      <w:r>
+        <w:rPr>
+          <w:rFonts w:ascii="Times New Roman" w:hAnsi="Times New Roman"/>
+          <w:sz w:val="28"/>
+          <w:szCs w:val="28"/>
+        </w:rPr>
       </w:r>
     </w:p>
     <w:p>
@@ -2344,15 +2326,14 @@
           <w:sz w:val="28"/>
           <w:szCs w:val="28"/>
         </w:rPr>
-        <w:t>Проверка знаний помогает закрепить правила ведения документации. Отрабатываются на</w:t>
-      </w:r>
-      <w:r>
-        <w:rPr>
-          <w:rFonts w:ascii="Times New Roman" w:hAnsi="Times New Roman"/>
-          <w:sz w:val="28"/>
-          <w:szCs w:val="28"/>
-        </w:rPr>
-        <w:t>выки заполнения журналов и отчётов. Это важно для профессиональной работы.</w:t>
+        <w:t>Проверка знаний позволяет усвоить правила ведения документации. Отрабатывается заполнение журналов и отчётов. Это значимо для профессиональной работы.</w:t>
+      </w:r>
+      <w:r>
+        <w:rPr>
+          <w:rFonts w:ascii="Times New Roman" w:hAnsi="Times New Roman"/>
+          <w:sz w:val="28"/>
+          <w:szCs w:val="28"/>
+        </w:rPr>
       </w:r>
     </w:p>
     <w:p>
@@ -2492,15 +2473,14 @@
           <w:sz w:val="28"/>
           <w:szCs w:val="28"/>
         </w:rPr>
-        <w:t>Управление изменениями – это процесс планирования, утверждения и документирования изменений в ИТ-инфраструктуре. Он снижает риск сбоев. Каждое</w:t>
-      </w:r>
-      <w:r>
-        <w:rPr>
-          <w:rFonts w:ascii="Times New Roman" w:hAnsi="Times New Roman"/>
-          <w:sz w:val="28"/>
-          <w:szCs w:val="28"/>
-        </w:rPr>
-        <w:t xml:space="preserve"> изменение фиксируется и анализируется.</w:t>
+        <w:t>Управление изменениями представляет собой процесс планирования, утверждения и документирования перемен в ИТ-инфраструктуре. Он уменьшает риск сбоев. Каждое изменение фиксируется и анализируется.</w:t>
+      </w:r>
+      <w:r>
+        <w:rPr>
+          <w:rFonts w:ascii="Times New Roman" w:hAnsi="Times New Roman"/>
+          <w:sz w:val="28"/>
+          <w:szCs w:val="28"/>
+        </w:rPr>
       </w:r>
     </w:p>
     <w:p>
@@ -2551,15 +2531,14 @@
           <w:sz w:val="28"/>
           <w:szCs w:val="28"/>
         </w:rPr>
-        <w:t>Последовательное восстановление – это план действий при сбоях и катастрофах. Он включает резервное копирование, восстановление и проверку. Цель – минимизировать про</w:t>
-      </w:r>
-      <w:r>
-        <w:rPr>
-          <w:rFonts w:ascii="Times New Roman" w:hAnsi="Times New Roman"/>
-          <w:sz w:val="28"/>
-          <w:szCs w:val="28"/>
-        </w:rPr>
-        <w:t>стои и потери.</w:t>
+        <w:t>Последовательное восстановление — это план действий на случай сбоев и катастроф. В него входят резервное копирование, восстановление и проверка. Цель — свести к минимуму простой и потери.</w:t>
+      </w:r>
+      <w:r>
+        <w:rPr>
+          <w:rFonts w:ascii="Times New Roman" w:hAnsi="Times New Roman"/>
+          <w:sz w:val="28"/>
+          <w:szCs w:val="28"/>
+        </w:rPr>
       </w:r>
     </w:p>
     <w:p>
@@ -2610,7 +2589,7 @@
           <w:sz w:val="28"/>
           <w:szCs w:val="28"/>
         </w:rPr>
-        <w:t>Профилактика включает регулярное резервное копирование, мониторинг и обучение персонала. Она снижает риск сбоев. Важно планировать действия заранее.</w:t>
+        <w:t>Профилактика охватывает регулярное резервное копирование, мониторинг и обучение персонала. Она уменьшает риск сбоев. Действия важно планировать заблаговременно.</w:t>
       </w:r>
     </w:p>
     <w:p>
@@ -2683,16 +2662,14 @@
           <w:sz w:val="28"/>
           <w:szCs w:val="28"/>
         </w:rPr>
-        <w:lastRenderedPageBreak/>
-        <w:t>Пл</w:t>
-      </w:r>
-      <w:r>
-        <w:rPr>
-          <w:rFonts w:ascii="Times New Roman" w:hAnsi="Times New Roman"/>
-          <w:sz w:val="28"/>
-          <w:szCs w:val="28"/>
-        </w:rPr>
-        <w:t>ан включает цели по времени и данным, роли сотрудников, процедуры и тестирование. Он должен регулярно пересматриваться. Элементы плана обеспечивают готовность к инцидентам.</w:t>
+        <w:t>В план входят цели по времени и данным, роли сотрудников, процедуры и тестирование. Пересматривать его следует регулярно. Элементы плана дают готовность к инцидентам.</w:t>
+      </w:r>
+      <w:r>
+        <w:rPr>
+          <w:rFonts w:ascii="Times New Roman" w:hAnsi="Times New Roman"/>
+          <w:sz w:val="28"/>
+          <w:szCs w:val="28"/>
+        </w:rPr>
       </w:r>
     </w:p>
     <w:p>
@@ -2743,15 +2720,14 @@
           <w:sz w:val="28"/>
           <w:szCs w:val="28"/>
         </w:rPr>
-        <w:t>Проверка знаний помогает закрепит</w:t>
-      </w:r>
-      <w:r>
-        <w:rPr>
-          <w:rFonts w:ascii="Times New Roman" w:hAnsi="Times New Roman"/>
-          <w:sz w:val="28"/>
-          <w:szCs w:val="28"/>
-        </w:rPr>
-        <w:t>ь элементы плана восстановления. Отрабатываются навыки анализа рисков. Это важно для обеспечения непрерывности бизнеса.</w:t>
+        <w:t>Проверка знаний помогает усвоить элементы плана восстановления. Отрабатывается анализ рисков. Это значимо для непрерывности бизнеса.</w:t>
+      </w:r>
+      <w:r>
+        <w:rPr>
+          <w:rFonts w:ascii="Times New Roman" w:hAnsi="Times New Roman"/>
+          <w:sz w:val="28"/>
+          <w:szCs w:val="28"/>
+        </w:rPr>
       </w:r>
     </w:p>
     <w:p>
@@ -2890,15 +2866,14 @@
           <w:sz w:val="28"/>
           <w:szCs w:val="28"/>
         </w:rPr>
-        <w:t>Этические и юридические аспекты определяют, как специалист</w:t>
-      </w:r>
-      <w:r>
-        <w:rPr>
-          <w:rFonts w:ascii="Times New Roman" w:hAnsi="Times New Roman"/>
-          <w:sz w:val="28"/>
-          <w:szCs w:val="28"/>
-        </w:rPr>
-        <w:t xml:space="preserve"> должен обращаться с данными и оборудованием. Они включают конфиденциальность, честность и соблюдение законов. Нарушение ведёт к ответственности.</w:t>
+        <w:t>Этические и юридические аспекты задают правила обращения специалиста с данными и оборудованием. В них входят конфиденциальность, честность и соблюдение законов. Нарушение влечёт ответственность.</w:t>
+      </w:r>
+      <w:r>
+        <w:rPr>
+          <w:rFonts w:ascii="Times New Roman" w:hAnsi="Times New Roman"/>
+          <w:sz w:val="28"/>
+          <w:szCs w:val="28"/>
+        </w:rPr>
       </w:r>
     </w:p>
     <w:p>
@@ -3004,16 +2979,14 @@
           <w:sz w:val="28"/>
           <w:szCs w:val="28"/>
         </w:rPr>
-        <w:lastRenderedPageBreak/>
-        <w:t xml:space="preserve">PII – это данные, позволяющие </w:t>
-      </w:r>
-      <w:r>
-        <w:rPr>
-          <w:rFonts w:ascii="Times New Roman" w:hAnsi="Times New Roman"/>
-          <w:sz w:val="28"/>
-          <w:szCs w:val="28"/>
-        </w:rPr>
-        <w:t>идентифицировать человека: имя, адрес, номер телефона, паспорт. Их обработка регулируется законами. Утечка PII приводит к серьёзным последствиям.</w:t>
+        <w:t>PII называются данные, позволяющие установить личность: имя, адрес, телефон, паспорт. Их обработка регулируется законами. Утечка PII чревата серьёзными последствиями.</w:t>
+      </w:r>
+      <w:r>
+        <w:rPr>
+          <w:rFonts w:ascii="Times New Roman" w:hAnsi="Times New Roman"/>
+          <w:sz w:val="28"/>
+          <w:szCs w:val="28"/>
+        </w:rPr>
       </w:r>
     </w:p>
     <w:p>
@@ -3108,15 +3081,14 @@
           <w:sz w:val="28"/>
           <w:szCs w:val="28"/>
         </w:rPr>
-        <w:t>PCI – это стандарт безопасности для обработки данных ба</w:t>
-      </w:r>
-      <w:r>
-        <w:rPr>
-          <w:rFonts w:ascii="Times New Roman" w:hAnsi="Times New Roman"/>
-          <w:sz w:val="28"/>
-          <w:szCs w:val="28"/>
-        </w:rPr>
-        <w:t>нковских карт. Он требует шифрования, контроля доступа и аудита. Соблюдение стандарта обязательно для организаций, работающих с картами.</w:t>
+        <w:t>PCI представляет собой стандарт безопасности для обработки данных банковских карт. Он требует шифрования, контроля доступа и аудита. Для организаций, работающих с картами, соблюдение обязательно.</w:t>
+      </w:r>
+      <w:r>
+        <w:rPr>
+          <w:rFonts w:ascii="Times New Roman" w:hAnsi="Times New Roman"/>
+          <w:sz w:val="28"/>
+          <w:szCs w:val="28"/>
+        </w:rPr>
       </w:r>
     </w:p>
     <w:p>
@@ -3167,15 +3139,14 @@
           <w:sz w:val="28"/>
           <w:szCs w:val="28"/>
         </w:rPr>
-        <w:t xml:space="preserve">PHI – это медицинские данные, защищённые </w:t>
-      </w:r>
-      <w:r>
-        <w:rPr>
-          <w:rFonts w:ascii="Times New Roman" w:hAnsi="Times New Roman"/>
-          <w:sz w:val="28"/>
-          <w:szCs w:val="28"/>
-        </w:rPr>
-        <w:t>законом. Они включают диагнозы, результаты анализов и историю лечения. Обработка PHI требует особой осторожности.</w:t>
+        <w:t>PHI являются медицинскими данными, охраняемыми законом. К ним относятся диагнозы, результаты анализов и история лечения. Обращение с PHI требует особой осторожности.</w:t>
+      </w:r>
+      <w:r>
+        <w:rPr>
+          <w:rFonts w:ascii="Times New Roman" w:hAnsi="Times New Roman"/>
+          <w:sz w:val="28"/>
+          <w:szCs w:val="28"/>
+        </w:rPr>
       </w:r>
     </w:p>
     <w:p>
@@ -3234,7 +3205,7 @@
           <w:sz w:val="28"/>
           <w:szCs w:val="28"/>
         </w:rPr>
-        <w:t>В лабораторной работе анализируются примеры нарушений конфиденциальности. Отрабатываются навыки выявления утечек и их последствий. Рассматриваются меры предотвращения.</w:t>
+        <w:t>В лабораторной работе разбираются примеры нарушения конфиденциальности. Осваивается выявление утечек и их последствий. Рассматриваются превентивные меры.</w:t>
       </w:r>
     </w:p>
     <w:p>
@@ -3293,7 +3264,7 @@
           <w:sz w:val="28"/>
           <w:szCs w:val="28"/>
         </w:rPr>
-        <w:t>Юридические аспекты включают законы о защите данных, авторском праве и компьютерных преступлениях. Специалист должен знать их и соблюдать. Нарушение ведёт к судебной ответственности.</w:t>
+        <w:t>В юридические аспекты входят законы о защите данных, авторском праве и компьютерных преступлениях. Специалист обязан их знать и соблюдать. Нарушение ведёт к судебной ответственности.</w:t>
       </w:r>
     </w:p>
     <w:p>
@@ -3377,16 +3348,14 @@
           <w:sz w:val="28"/>
           <w:szCs w:val="28"/>
         </w:rPr>
-        <w:lastRenderedPageBreak/>
-        <w:t>Лицензирование определяет права на использование про</w:t>
-      </w:r>
-      <w:r>
-        <w:rPr>
-          <w:rFonts w:ascii="Times New Roman" w:hAnsi="Times New Roman"/>
-          <w:sz w:val="28"/>
-          <w:szCs w:val="28"/>
-        </w:rPr>
-        <w:t>граммного обеспечения. Лицензии бывают проприетарными, свободными и открытыми. Нарушение лицензии является правонарушением.</w:t>
+        <w:t>Лицензирование задаёт права на использование программного обеспечения. Лицензии подразделяются на проприетарные, свободные и открытые. Нарушение лицензии является правонарушением.</w:t>
+      </w:r>
+      <w:r>
+        <w:rPr>
+          <w:rFonts w:ascii="Times New Roman" w:hAnsi="Times New Roman"/>
+          <w:sz w:val="28"/>
+          <w:szCs w:val="28"/>
+        </w:rPr>
       </w:r>
     </w:p>
     <w:p>
@@ -3437,15 +3406,14 @@
           <w:sz w:val="28"/>
           <w:szCs w:val="28"/>
         </w:rPr>
-        <w:t xml:space="preserve">Проверка знаний помогает закрепить типы лицензий и правила их использования. Отрабатываются навыки </w:t>
-      </w:r>
-      <w:r>
-        <w:rPr>
-          <w:rFonts w:ascii="Times New Roman" w:hAnsi="Times New Roman"/>
-          <w:sz w:val="28"/>
-          <w:szCs w:val="28"/>
-        </w:rPr>
-        <w:t>анализа лицензионных соглашений. Это важно для законной работы.</w:t>
+        <w:t>Проверка знаний закрепляет типы лицензий и правила их применения. Отрабатывается анализ лицензионных соглашений. Это важно для законной работы.</w:t>
+      </w:r>
+      <w:r>
+        <w:rPr>
+          <w:rFonts w:ascii="Times New Roman" w:hAnsi="Times New Roman"/>
+          <w:sz w:val="28"/>
+          <w:szCs w:val="28"/>
+        </w:rPr>
       </w:r>
     </w:p>
     <w:p>
@@ -3584,15 +3552,14 @@
           <w:sz w:val="28"/>
           <w:szCs w:val="28"/>
         </w:rPr>
-        <w:t>Компьютерно-техническая экспертиза – это сбор и анализ цифровых доказательств. Она используется при расследовании инцидентов. Требует специальных</w:t>
-      </w:r>
-      <w:r>
-        <w:rPr>
-          <w:rFonts w:ascii="Times New Roman" w:hAnsi="Times New Roman"/>
-          <w:sz w:val="28"/>
-          <w:szCs w:val="28"/>
-        </w:rPr>
-        <w:t xml:space="preserve"> знаний и инструментов.</w:t>
+        <w:t>Компьютерно-техническая экспертиза представляет собой сбор и анализ цифровых доказательств. Её применяют при расследовании инцидентов. Требуются специальные знания и инструменты.</w:t>
+      </w:r>
+      <w:r>
+        <w:rPr>
+          <w:rFonts w:ascii="Times New Roman" w:hAnsi="Times New Roman"/>
+          <w:sz w:val="28"/>
+          <w:szCs w:val="28"/>
+        </w:rPr>
       </w:r>
     </w:p>
     <w:p>
@@ -3643,8 +3610,7 @@
           <w:sz w:val="28"/>
           <w:szCs w:val="28"/>
         </w:rPr>
-        <w:lastRenderedPageBreak/>
-        <w:t>Данные включают журналы, файлы, образы дисков и сетевой трафик. Они собираются с соблюдением процедур. Важно сохранить целостность доказательств.</w:t>
+        <w:t>К данным относятся журналы, файлы, образы дисков и сетевой трафик. Собираются они с соблюдением процедур. Важно сохранить целостность доказательств.</w:t>
       </w:r>
     </w:p>
     <w:p>
@@ -3702,7 +3668,7 @@
           <w:sz w:val="28"/>
           <w:szCs w:val="28"/>
         </w:rPr>
-        <w:t>Право регулирует обработку информации, защиту данных и телекоммуникации. Специалист должен знать применимые нормы. Это помогает избежать нарушений.</w:t>
+        <w:t>Право ведает обработкой информации, защитой данных и телекоммуникациями. Специалист должен знать применимые нормы. Это позволяет избежать нарушений.</w:t>
       </w:r>
     </w:p>
     <w:p>
@@ -3753,15 +3719,14 @@
           <w:sz w:val="28"/>
           <w:szCs w:val="28"/>
         </w:rPr>
-        <w:t>Меры неотложного реагирования включают изоляцию системы, со</w:t>
-      </w:r>
-      <w:r>
-        <w:rPr>
-          <w:rFonts w:ascii="Times New Roman" w:hAnsi="Times New Roman"/>
-          <w:sz w:val="28"/>
-          <w:szCs w:val="28"/>
-        </w:rPr>
-        <w:t>хранение доказательств и уведомление руководства. Они выполняются при инцидентах. Быстрота реагирования снижает ущерб.</w:t>
+        <w:t>Меры неотложного реагирования охватывают изоляцию системы, сохранение доказательств и оповещение руководства. Выполняются они при инцидентах. Быстрая реакция уменьшает ущерб.</w:t>
+      </w:r>
+      <w:r>
+        <w:rPr>
+          <w:rFonts w:ascii="Times New Roman" w:hAnsi="Times New Roman"/>
+          <w:sz w:val="28"/>
+          <w:szCs w:val="28"/>
+        </w:rPr>
       </w:r>
     </w:p>
     <w:p>
@@ -3812,7 +3777,7 @@
           <w:sz w:val="28"/>
           <w:szCs w:val="28"/>
         </w:rPr>
-        <w:t>Документация при экспертизе фиксирует каждое действие и его результат. Она используется в суде. Точность записей критична.</w:t>
+        <w:t>Документация при экспертизе записывает каждое действие и его результат. Она используется в суде. Точность записей критична.</w:t>
       </w:r>
     </w:p>
     <w:p>
@@ -3863,7 +3828,7 @@
           <w:sz w:val="28"/>
           <w:szCs w:val="28"/>
         </w:rPr>
-        <w:t>Цепочка ответственности – это документирование передачи доказательств от одного лица другому. Она гарантирует их подлинность. Нарушение цепочки делает доказательства недействительными.</w:t>
+        <w:t>Цепочка ответственности — это документирование передачи доказательств между лицами. Она гарантирует их подлинность. Нарушение цепочки делает доказательства недействительными.</w:t>
       </w:r>
     </w:p>
     <w:p>
@@ -3922,7 +3887,7 @@
           <w:sz w:val="28"/>
           <w:szCs w:val="28"/>
         </w:rPr>
-        <w:t>Проверка знаний помогает закрепить процедуры экспертизы и цепочку ответственности. Отрабатываются навыки документирования. Это важно для юридической корректности.</w:t>
+        <w:t>Проверка знаний закрепляет процедуры экспертизы и цепочку ответственности. Отрабатывается документирование. Это важно для юридической корректности.</w:t>
       </w:r>
     </w:p>
     <w:p>
@@ -4062,15 +4027,14 @@
           <w:sz w:val="28"/>
           <w:szCs w:val="28"/>
         </w:rPr>
-        <w:t xml:space="preserve">Кол-центр – это подразделение, обрабатывающее обращения </w:t>
-      </w:r>
-      <w:r>
-        <w:rPr>
-          <w:rFonts w:ascii="Times New Roman" w:hAnsi="Times New Roman"/>
-          <w:sz w:val="28"/>
-          <w:szCs w:val="28"/>
-        </w:rPr>
-        <w:t>клиентов по телефону, чату или почте. Он может быть внутренним или аутсорсинговым. Работа в кол-центре требует стрессоустойчивости и коммуникабельности.</w:t>
+        <w:t>Колл-центром называется подразделение, обрабатывающее обращения клиентов по телефону, чату или почте. Он бывает внутренним либо аутсорсинговым. Работа в нём требует стрессоустойчивости и коммуникабельности.</w:t>
+      </w:r>
+      <w:r>
+        <w:rPr>
+          <w:rFonts w:ascii="Times New Roman" w:hAnsi="Times New Roman"/>
+          <w:sz w:val="28"/>
+          <w:szCs w:val="28"/>
+        </w:rPr>
       </w:r>
     </w:p>
     <w:p>
@@ -4121,15 +4085,14 @@
           <w:sz w:val="28"/>
           <w:szCs w:val="28"/>
         </w:rPr>
-        <w:t>Специалист первого уровня принимает обращения, фик</w:t>
-      </w:r>
-      <w:r>
-        <w:rPr>
-          <w:rFonts w:ascii="Times New Roman" w:hAnsi="Times New Roman"/>
-          <w:sz w:val="28"/>
-          <w:szCs w:val="28"/>
-        </w:rPr>
-        <w:t>сирует проблему и решает типовые задачи. При необходимости передаёт вызов на второй уровень. Он является первым контактом с клиентом.</w:t>
+        <w:t>Специалист первого уровня принимает обращения, регистрирует проблему и решает типовые задачи. При потребности передаёт вызов на второй уровень. Он является первым контактом с клиентом.</w:t>
+      </w:r>
+      <w:r>
+        <w:rPr>
+          <w:rFonts w:ascii="Times New Roman" w:hAnsi="Times New Roman"/>
+          <w:sz w:val="28"/>
+          <w:szCs w:val="28"/>
+        </w:rPr>
       </w:r>
     </w:p>
     <w:p>
@@ -4180,15 +4143,14 @@
           <w:sz w:val="28"/>
           <w:szCs w:val="28"/>
         </w:rPr>
-        <w:t>Специалист второго уровня решает сложные задачи, требующие глубоких з</w:t>
-      </w:r>
-      <w:r>
-        <w:rPr>
-          <w:rFonts w:ascii="Times New Roman" w:hAnsi="Times New Roman"/>
-          <w:sz w:val="28"/>
-          <w:szCs w:val="28"/>
-        </w:rPr>
-        <w:t>наний. Он работает с оборудованием и ПО, анализирует логи. Также обучает специалистов первого уровня.</w:t>
+        <w:t>Специалист второго уровня берётся за сложные задачи, требующие глубоких знаний. Он работает с оборудованием и ПО, разбирает логи. Также обучает специалистов первого уровня.</w:t>
+      </w:r>
+      <w:r>
+        <w:rPr>
+          <w:rFonts w:ascii="Times New Roman" w:hAnsi="Times New Roman"/>
+          <w:sz w:val="28"/>
+          <w:szCs w:val="28"/>
+        </w:rPr>
       </w:r>
     </w:p>
     <w:p>
@@ -4239,16 +4201,14 @@
           <w:sz w:val="28"/>
           <w:szCs w:val="28"/>
         </w:rPr>
-        <w:lastRenderedPageBreak/>
-        <w:t>В лабораторной работе отрабатываются навыки ди</w:t>
-      </w:r>
-      <w:r>
-        <w:rPr>
-          <w:rFonts w:ascii="Times New Roman" w:hAnsi="Times New Roman"/>
-          <w:sz w:val="28"/>
-          <w:szCs w:val="28"/>
-        </w:rPr>
-        <w:t>станционной диагностики аппаратных проблем. Отрабатываются методы удалённого управления. Проверяется работа компонентов.</w:t>
+        <w:t>В лабораторной работе осваивается дистанционная диагностика аппаратных проблем. Отрабатываются приёмы удалённого управления. Проверяется работа компонентов.</w:t>
+      </w:r>
+      <w:r>
+        <w:rPr>
+          <w:rFonts w:ascii="Times New Roman" w:hAnsi="Times New Roman"/>
+          <w:sz w:val="28"/>
+          <w:szCs w:val="28"/>
+        </w:rPr>
       </w:r>
     </w:p>
     <w:p>
@@ -4299,15 +4259,14 @@
           <w:sz w:val="28"/>
           <w:szCs w:val="28"/>
         </w:rPr>
-        <w:t>В лабораторной работе отрабат</w:t>
-      </w:r>
-      <w:r>
-        <w:rPr>
-          <w:rFonts w:ascii="Times New Roman" w:hAnsi="Times New Roman"/>
-          <w:sz w:val="28"/>
-          <w:szCs w:val="28"/>
-        </w:rPr>
-        <w:t>ываются навыки дистанционного устранения проблем ОС. Используются удалённые инструменты. Проверяется восстановление системы.</w:t>
+        <w:t>В лабораторной работе осваивается дистанционное устранение проблем ОС. Применяются удалённые инструменты. Проверяется восстановление системы.</w:t>
+      </w:r>
+      <w:r>
+        <w:rPr>
+          <w:rFonts w:ascii="Times New Roman" w:hAnsi="Times New Roman"/>
+          <w:sz w:val="28"/>
+          <w:szCs w:val="28"/>
+        </w:rPr>
       </w:r>
     </w:p>
     <w:p>
@@ -4358,15 +4317,14 @@
           <w:sz w:val="28"/>
           <w:szCs w:val="28"/>
         </w:rPr>
-        <w:t>В лабораторной работе отрабатываются</w:t>
-      </w:r>
-      <w:r>
-        <w:rPr>
-          <w:rFonts w:ascii="Times New Roman" w:hAnsi="Times New Roman"/>
-          <w:sz w:val="28"/>
-          <w:szCs w:val="28"/>
-        </w:rPr>
-        <w:t xml:space="preserve"> навыки дистанционной диагностики сети. Используются команды ping, tracert и удалённые утилиты. Проверяется связь и настройки.</w:t>
+        <w:t>В лабораторной работе осваивается дистанционная диагностика сети. Используются команды ping, tracert и удалённые утилиты. Проверяются связь и настройки.</w:t>
+      </w:r>
+      <w:r>
+        <w:rPr>
+          <w:rFonts w:ascii="Times New Roman" w:hAnsi="Times New Roman"/>
+          <w:sz w:val="28"/>
+          <w:szCs w:val="28"/>
+        </w:rPr>
       </w:r>
     </w:p>
     <w:p>
@@ -4417,15 +4375,14 @@
           <w:sz w:val="28"/>
           <w:szCs w:val="28"/>
         </w:rPr>
-        <w:t>В лабораторной работе отра</w:t>
-      </w:r>
-      <w:r>
-        <w:rPr>
-          <w:rFonts w:ascii="Times New Roman" w:hAnsi="Times New Roman"/>
-          <w:sz w:val="28"/>
-          <w:szCs w:val="28"/>
-        </w:rPr>
-        <w:t>батываются навыки дистанционного устранения проблем безопасности. Используются антивирус, брандмауэр и журналы. Проверяется защита системы.</w:t>
+        <w:t>В лабораторной работе осваивается дистанционное устранение проблем безопасности. Применяются антивирус, брандмауэр и журналы. Проверяется защита системы.</w:t>
+      </w:r>
+      <w:r>
+        <w:rPr>
+          <w:rFonts w:ascii="Times New Roman" w:hAnsi="Times New Roman"/>
+          <w:sz w:val="28"/>
+          <w:szCs w:val="28"/>
+        </w:rPr>
       </w:r>
     </w:p>
     <w:p>
@@ -4476,15 +4433,14 @@
           <w:sz w:val="28"/>
           <w:szCs w:val="28"/>
         </w:rPr>
-        <w:t>Сценарии – это наборы команд, сохраняемые в файл для автоматизации задач. Они используются для ус</w:t>
-      </w:r>
-      <w:r>
-        <w:rPr>
-          <w:rFonts w:ascii="Times New Roman" w:hAnsi="Times New Roman"/>
-          <w:sz w:val="28"/>
-          <w:szCs w:val="28"/>
-        </w:rPr>
-        <w:t>тановки, настройки и обслуживания. Примеры включают резервное копирование и очистку.</w:t>
+        <w:t>Сценариями называются наборы команд, сохраняемые в файл для автоматизации задач. Они применяются при установке, настройке и обслуживании. Примеры — резервное копирование и очистка.</w:t>
+      </w:r>
+      <w:r>
+        <w:rPr>
+          <w:rFonts w:ascii="Times New Roman" w:hAnsi="Times New Roman"/>
+          <w:sz w:val="28"/>
+          <w:szCs w:val="28"/>
+        </w:rPr>
       </w:r>
     </w:p>
     <w:p>
@@ -4559,7 +4515,7 @@
           <w:sz w:val="28"/>
           <w:szCs w:val="28"/>
         </w:rPr>
-        <w:t>Сценарные языки включают Bash, PowerShell, Python и другие. Они различаются синтаксисом и областью применения. Выбор зависит от задачи и ОС.</w:t>
+        <w:t>К сценарным языкам относятся Bash, PowerShell, Python и другие. Они различаются синтаксисом и областью применения. Выбор определяется задачей и ОС.</w:t>
       </w:r>
     </w:p>
     <w:p>
@@ -4617,7 +4573,7 @@
           <w:sz w:val="28"/>
           <w:szCs w:val="28"/>
         </w:rPr>
-        <w:t>Базовые команды включают echo, set, if, for, while. Они позволяют выводить данные, задавать переменные и управлять потоком. Знание команд необходимо для написания сценариев.</w:t>
+        <w:t>К базовым командам относятся echo, set, if, for, while. Они дают возможность выводить данные, задавать переменные и управлять потоком. Без их знания написание сценариев невозможно.</w:t>
       </w:r>
     </w:p>
     <w:p>
@@ -4668,15 +4624,14 @@
           <w:sz w:val="28"/>
           <w:szCs w:val="28"/>
         </w:rPr>
-        <w:t>Переменные хранят данны</w:t>
-      </w:r>
-      <w:r>
-        <w:rPr>
-          <w:rFonts w:ascii="Times New Roman" w:hAnsi="Times New Roman"/>
-          <w:sz w:val="28"/>
-          <w:szCs w:val="28"/>
-        </w:rPr>
-        <w:t>е, используемые сценарием. Переменные среды задаются системой и влияют на работу программ. Их можно читать и изменять.</w:t>
+        <w:t>Переменные вмещают данные, используемые сценарием. Переменные среды задаются системой и влияют на работу программ. Их можно читать и менять.</w:t>
+      </w:r>
+      <w:r>
+        <w:rPr>
+          <w:rFonts w:ascii="Times New Roman" w:hAnsi="Times New Roman"/>
+          <w:sz w:val="28"/>
+          <w:szCs w:val="28"/>
+        </w:rPr>
       </w:r>
     </w:p>
     <w:p>
@@ -4727,15 +4682,14 @@
           <w:sz w:val="28"/>
           <w:szCs w:val="28"/>
         </w:rPr>
-        <w:t>Условные выражения позволяют выполнять команды в зависимости от условий. Используются операторы if, else, elif. Они д</w:t>
-      </w:r>
-      <w:r>
-        <w:rPr>
-          <w:rFonts w:ascii="Times New Roman" w:hAnsi="Times New Roman"/>
-          <w:sz w:val="28"/>
-          <w:szCs w:val="28"/>
-        </w:rPr>
-        <w:t>елают сценарии гибкими.</w:t>
+        <w:t>Условные выражения дают возможность исполнять команды в зависимости от условий. Используются операторы if, else, elif. Они делают сценарии гибкими.</w:t>
+      </w:r>
+      <w:r>
+        <w:rPr>
+          <w:rFonts w:ascii="Times New Roman" w:hAnsi="Times New Roman"/>
+          <w:sz w:val="28"/>
+          <w:szCs w:val="28"/>
+        </w:rPr>
       </w:r>
     </w:p>
     <w:p>
@@ -4786,7 +4740,7 @@
           <w:sz w:val="28"/>
           <w:szCs w:val="28"/>
         </w:rPr>
-        <w:t>Циклы повторяют команды несколько раз. Используются for и while. Они применяются для обработки списков и повторяющихся задач.</w:t>
+        <w:t>Циклы исполняют команды многократно. Применяются for и while. Их используют для обработки списков и повторяющихся задач.</w:t>
       </w:r>
     </w:p>
     <w:p>
@@ -4837,15 +4791,14 @@
           <w:sz w:val="28"/>
           <w:szCs w:val="28"/>
         </w:rPr>
-        <w:t>В лабораторной работе создаются</w:t>
-      </w:r>
-      <w:r>
-        <w:rPr>
-          <w:rFonts w:ascii="Times New Roman" w:hAnsi="Times New Roman"/>
-          <w:sz w:val="28"/>
-          <w:szCs w:val="28"/>
-        </w:rPr>
-        <w:t xml:space="preserve"> простые сценарии для Windows и Linux. Отрабатываются навыки работы с переменными, условиями и циклами. Проверяется выполнение сценариев.</w:t>
+        <w:t>В лабораторной работе пишутся простые сценарии для Windows и Linux. Отрабатывается работа с переменными, условиями и циклами. Проверяется выполнение сценариев.</w:t>
+      </w:r>
+      <w:r>
+        <w:rPr>
+          <w:rFonts w:ascii="Times New Roman" w:hAnsi="Times New Roman"/>
+          <w:sz w:val="28"/>
+          <w:szCs w:val="28"/>
+        </w:rPr>
       </w:r>
     </w:p>
     <w:p>
@@ -4908,23 +4861,21 @@
           <w:sz w:val="28"/>
           <w:szCs w:val="28"/>
         </w:rPr>
-        <w:t>В</w:t>
-      </w:r>
-      <w:r>
-        <w:rPr>
-          <w:rFonts w:ascii="Times New Roman" w:hAnsi="Times New Roman"/>
-          <w:sz w:val="28"/>
-          <w:szCs w:val="28"/>
-        </w:rPr>
-        <w:t>ажность сочетания технических и коммуникационных навыков. Специалист ИТ должен быть готов к п</w:t>
-      </w:r>
-      <w:r>
-        <w:rPr>
-          <w:rFonts w:ascii="Times New Roman" w:hAnsi="Times New Roman"/>
-          <w:sz w:val="28"/>
-          <w:szCs w:val="28"/>
-        </w:rPr>
-        <w:t>остоянному обучению и соблюдению этических норм.</w:t>
+        <w:t>Значение имеет сочетание технических и коммуникативных умений. Специалисту ИТ следует быть готовым к постоянному обучению и соблюдению этических норм.</w:t>
+      </w:r>
+      <w:r>
+        <w:rPr>
+          <w:rFonts w:ascii="Times New Roman" w:hAnsi="Times New Roman"/>
+          <w:sz w:val="28"/>
+          <w:szCs w:val="28"/>
+        </w:rPr>
+      </w:r>
+      <w:r>
+        <w:rPr>
+          <w:rFonts w:ascii="Times New Roman" w:hAnsi="Times New Roman"/>
+          <w:sz w:val="28"/>
+          <w:szCs w:val="28"/>
+        </w:rPr>
       </w:r>
     </w:p>
     <w:p>
@@ -4950,7 +4901,7 @@
           <w:b w:val="0"/>
           <w:bCs w:val="0"/>
         </w:rPr>
-        <w:t xml:space="preserve"> глава охватывает коммуникационные навыки, документацию, управление изменениями, этические и юридические аспекты, а также </w:t>
+        <w:t xml:space="preserve"> глава охватывает навыки общения, документацию, управление изменениями, этические и юридические аспекты, а также обязанности специалистов колл-центра и основы написания сценариев. Знание этих тем требуется для успешной работы в сфере ИТ и взаимодействия с клиентами. Практические умения общаться и документировать упрочняют теоретическую базу.</w:t>
       </w:r>
       <w:r>
         <w:rPr>
@@ -4958,8 +4909,6 @@
           <w:b w:val="0"/>
           <w:bCs w:val="0"/>
         </w:rPr>
-        <w:lastRenderedPageBreak/>
-        <w:t>обязанности специалистов кол-центра и основы написания сценариев. Понимание эти</w:t>
       </w:r>
       <w:r>
         <w:rPr>
@@ -4967,7 +4916,6 @@
           <w:b w:val="0"/>
           <w:bCs w:val="0"/>
         </w:rPr>
-        <w:t>х тем необходимо для успешной работы в сфере ИТ и взаимодействия с клиентами. Практические навыки общения и документирования закрепляют теоретический материал.</w:t>
       </w:r>
     </w:p>
     <w:p>
@@ -5049,7 +4997,7 @@
           <w:sz w:val="28"/>
           <w:szCs w:val="28"/>
         </w:rPr>
-        <w:t xml:space="preserve"> Они помогают точно понять проблему клиента, быстрее её решить и сформировать доверие.</w:t>
+        <w:t xml:space="preserve"> Благодаря им проблема клиента понимается точно, решается быстрее и формируется доверие.</w:t>
       </w:r>
     </w:p>
     <w:p>
@@ -5100,15 +5048,14 @@
           <w:sz w:val="28"/>
           <w:szCs w:val="28"/>
         </w:rPr>
-        <w:t xml:space="preserve"> Открытые требуют развёрнутого ответа и помогают собрать информацию, а закрытые предполагают к</w:t>
-      </w:r>
-      <w:r>
-        <w:rPr>
-          <w:rFonts w:ascii="Times New Roman" w:hAnsi="Times New Roman"/>
-          <w:sz w:val="28"/>
-          <w:szCs w:val="28"/>
-        </w:rPr>
-        <w:t>ороткий ответ и уточняют детали.</w:t>
+        <w:t xml:space="preserve"> Открытые вопросы предполагают развёрнутый ответ и служат сбору информации, тогда как закрытые дают короткий ответ и уточняют детали.</w:t>
+      </w:r>
+      <w:r>
+        <w:rPr>
+          <w:rFonts w:ascii="Times New Roman" w:hAnsi="Times New Roman"/>
+          <w:sz w:val="28"/>
+          <w:szCs w:val="28"/>
+        </w:rPr>
       </w:r>
     </w:p>
     <w:p>
@@ -5159,7 +5106,7 @@
           <w:sz w:val="28"/>
           <w:szCs w:val="28"/>
         </w:rPr>
-        <w:t xml:space="preserve"> Документация снижает риск сбоев, помогает в анализе и обеспечивает преемственность работы.</w:t>
+        <w:t xml:space="preserve"> Документация уменьшает вероятность сбоев, помогает в анализе и обеспечивает преемственность работы.</w:t>
       </w:r>
     </w:p>
     <w:p>
@@ -5210,15 +5157,14 @@
           <w:sz w:val="28"/>
           <w:szCs w:val="28"/>
         </w:rPr>
-        <w:t xml:space="preserve"> PII – это данные, идентифициру</w:t>
-      </w:r>
-      <w:r>
-        <w:rPr>
-          <w:rFonts w:ascii="Times New Roman" w:hAnsi="Times New Roman"/>
-          <w:sz w:val="28"/>
-          <w:szCs w:val="28"/>
-        </w:rPr>
-        <w:t>ющие личность, а PHI – медицинские данные, защищённые законом.</w:t>
+        <w:t xml:space="preserve"> PII являются данными, устанавливающими личность, а PHI — медицинскими данными, охраняемыми законом.</w:t>
+      </w:r>
+      <w:r>
+        <w:rPr>
+          <w:rFonts w:ascii="Times New Roman" w:hAnsi="Times New Roman"/>
+          <w:sz w:val="28"/>
+          <w:szCs w:val="28"/>
+        </w:rPr>
       </w:r>
     </w:p>
     <w:p>
@@ -5269,7 +5215,7 @@
           <w:sz w:val="28"/>
           <w:szCs w:val="28"/>
         </w:rPr>
-        <w:t xml:space="preserve"> Она гарантирует подлинность доказательств и их допустимость в суде.</w:t>
+        <w:t xml:space="preserve"> Цепочка гарантирует подлинность доказательств и их допустимость в суде.</w:t>
       </w:r>
     </w:p>
     <w:p>
@@ -5328,7 +5274,7 @@
           <w:sz w:val="28"/>
           <w:szCs w:val="28"/>
         </w:rPr>
-        <w:t xml:space="preserve"> Сценарии автоматизируют рутинные задачи, экономят время и снижают риск ошибок.</w:t>
+        <w:t xml:space="preserve"> Сценарии берут на себя рутинные задачи, экономят время и уменьшают вероятность ошибок.</w:t>
       </w:r>
     </w:p>
     <w:sectPr>
